--- a/CalendarioAgo26/Actividades/A1_VLSM/Act1_VLSM_.docx
+++ b/CalendarioAgo26/Actividades/A1_VLSM/Act1_VLSM_.docx
@@ -4,7 +4,7 @@
   <w:body>
     <w:p>
       <w:pPr>
-        <w:pStyle w:val="BodyText"/>
+        <w:pStyle w:val="Textoindependiente"/>
         <w:pBdr>
           <w:bottom w:val="single" w:sz="4" w:space="1" w:color="auto"/>
         </w:pBdr>
@@ -62,7 +62,7 @@
     </w:p>
     <w:p>
       <w:pPr>
-        <w:pStyle w:val="BodyText"/>
+        <w:pStyle w:val="Textoindependiente"/>
         <w:pBdr>
           <w:bottom w:val="single" w:sz="4" w:space="1" w:color="auto"/>
         </w:pBdr>
@@ -4111,7 +4111,7 @@
     </w:p>
     <w:p>
       <w:pPr>
-        <w:pStyle w:val="ListParagraph"/>
+        <w:pStyle w:val="Prrafodelista"/>
         <w:numPr>
           <w:ilvl w:val="0"/>
           <w:numId w:val="23"/>
@@ -4586,7 +4586,6 @@
         <w:tc>
           <w:tcPr>
             <w:tcW w:w="709" w:type="dxa"/>
-            <w:shd w:val="clear" w:color="auto" w:fill="auto"/>
             <w:vAlign w:val="center"/>
           </w:tcPr>
           <w:p>
@@ -4758,7 +4757,6 @@
         <w:tc>
           <w:tcPr>
             <w:tcW w:w="709" w:type="dxa"/>
-            <w:shd w:val="clear" w:color="auto" w:fill="auto"/>
             <w:vAlign w:val="center"/>
           </w:tcPr>
           <w:p>
@@ -4929,7 +4927,6 @@
         <w:tc>
           <w:tcPr>
             <w:tcW w:w="709" w:type="dxa"/>
-            <w:shd w:val="clear" w:color="auto" w:fill="auto"/>
             <w:vAlign w:val="center"/>
           </w:tcPr>
           <w:p>
@@ -5099,7 +5096,6 @@
         <w:tc>
           <w:tcPr>
             <w:tcW w:w="709" w:type="dxa"/>
-            <w:shd w:val="clear" w:color="auto" w:fill="auto"/>
             <w:vAlign w:val="center"/>
           </w:tcPr>
           <w:p>
@@ -5293,7 +5289,6 @@
         <w:tc>
           <w:tcPr>
             <w:tcW w:w="709" w:type="dxa"/>
-            <w:shd w:val="clear" w:color="auto" w:fill="auto"/>
             <w:vAlign w:val="center"/>
           </w:tcPr>
           <w:p>
@@ -5455,7 +5450,6 @@
         <w:tc>
           <w:tcPr>
             <w:tcW w:w="709" w:type="dxa"/>
-            <w:shd w:val="clear" w:color="auto" w:fill="auto"/>
             <w:vAlign w:val="center"/>
           </w:tcPr>
           <w:p>
@@ -5616,7 +5610,6 @@
         <w:tc>
           <w:tcPr>
             <w:tcW w:w="709" w:type="dxa"/>
-            <w:shd w:val="clear" w:color="auto" w:fill="auto"/>
             <w:vAlign w:val="center"/>
           </w:tcPr>
           <w:p>
@@ -5777,7 +5770,6 @@
         <w:tc>
           <w:tcPr>
             <w:tcW w:w="709" w:type="dxa"/>
-            <w:shd w:val="clear" w:color="auto" w:fill="auto"/>
             <w:vAlign w:val="center"/>
           </w:tcPr>
           <w:p>
@@ -5918,7 +5910,7 @@
     </w:p>
     <w:p>
       <w:pPr>
-        <w:pStyle w:val="ListParagraph"/>
+        <w:pStyle w:val="Prrafodelista"/>
         <w:numPr>
           <w:ilvl w:val="0"/>
           <w:numId w:val="23"/>
@@ -5997,7 +5989,7 @@
     </w:p>
     <w:p>
       <w:pPr>
-        <w:pStyle w:val="ListParagraph"/>
+        <w:pStyle w:val="Prrafodelista"/>
         <w:numPr>
           <w:ilvl w:val="0"/>
           <w:numId w:val="23"/>
@@ -6025,7 +6017,7 @@
     </w:p>
     <w:p>
       <w:pPr>
-        <w:pStyle w:val="ListParagraph"/>
+        <w:pStyle w:val="Prrafodelista"/>
         <w:numPr>
           <w:ilvl w:val="0"/>
           <w:numId w:val="17"/>
@@ -6084,7 +6076,7 @@
     </w:p>
     <w:p>
       <w:pPr>
-        <w:pStyle w:val="ListParagraph"/>
+        <w:pStyle w:val="Prrafodelista"/>
         <w:numPr>
           <w:ilvl w:val="0"/>
           <w:numId w:val="17"/>
@@ -7264,7 +7256,7 @@
     </w:tbl>
     <w:p>
       <w:pPr>
-        <w:pStyle w:val="BodyText"/>
+        <w:pStyle w:val="Textoindependiente"/>
         <w:tabs>
           <w:tab w:val="left" w:pos="345"/>
         </w:tabs>
@@ -10573,7 +10565,7 @@
       <w:lang w:val="es-MX"/>
     </w:rPr>
   </w:style>
-  <w:style w:type="paragraph" w:styleId="Heading1">
+  <w:style w:type="paragraph" w:styleId="Ttulo1">
     <w:name w:val="heading 1"/>
     <w:basedOn w:val="Normal"/>
     <w:uiPriority w:val="9"/>
@@ -10589,7 +10581,7 @@
       <w:szCs w:val="28"/>
     </w:rPr>
   </w:style>
-  <w:style w:type="paragraph" w:styleId="Heading2">
+  <w:style w:type="paragraph" w:styleId="Ttulo2">
     <w:name w:val="heading 2"/>
     <w:basedOn w:val="Normal"/>
     <w:uiPriority w:val="9"/>
@@ -10608,7 +10600,7 @@
       <w:szCs w:val="24"/>
     </w:rPr>
   </w:style>
-  <w:style w:type="paragraph" w:styleId="Heading3">
+  <w:style w:type="paragraph" w:styleId="Ttulo3">
     <w:name w:val="heading 3"/>
     <w:basedOn w:val="Normal"/>
     <w:uiPriority w:val="9"/>
@@ -10624,7 +10616,7 @@
       <w:szCs w:val="24"/>
     </w:rPr>
   </w:style>
-  <w:style w:type="paragraph" w:styleId="Heading4">
+  <w:style w:type="paragraph" w:styleId="Ttulo4">
     <w:name w:val="heading 4"/>
     <w:basedOn w:val="Normal"/>
     <w:uiPriority w:val="9"/>
@@ -10638,7 +10630,7 @@
       <w:rFonts w:ascii="Arial" w:eastAsia="Arial" w:hAnsi="Arial"/>
     </w:rPr>
   </w:style>
-  <w:style w:type="paragraph" w:styleId="Heading5">
+  <w:style w:type="paragraph" w:styleId="Ttulo5">
     <w:name w:val="heading 5"/>
     <w:basedOn w:val="Normal"/>
     <w:uiPriority w:val="9"/>
@@ -10657,7 +10649,7 @@
       <w:szCs w:val="20"/>
     </w:rPr>
   </w:style>
-  <w:style w:type="paragraph" w:styleId="Heading6">
+  <w:style w:type="paragraph" w:styleId="Ttulo6">
     <w:name w:val="heading 6"/>
     <w:basedOn w:val="Normal"/>
     <w:uiPriority w:val="9"/>
@@ -10676,13 +10668,13 @@
       <w:szCs w:val="18"/>
     </w:rPr>
   </w:style>
-  <w:style w:type="character" w:default="1" w:styleId="DefaultParagraphFont">
+  <w:style w:type="character" w:default="1" w:styleId="Fuentedeprrafopredeter">
     <w:name w:val="Default Paragraph Font"/>
     <w:uiPriority w:val="1"/>
     <w:semiHidden/>
     <w:unhideWhenUsed/>
   </w:style>
-  <w:style w:type="table" w:default="1" w:styleId="TableNormal">
+  <w:style w:type="table" w:default="1" w:styleId="Tablanormal">
     <w:name w:val="Normal Table"/>
     <w:uiPriority w:val="99"/>
     <w:semiHidden/>
@@ -10697,7 +10689,7 @@
       </w:tblCellMar>
     </w:tblPr>
   </w:style>
-  <w:style w:type="numbering" w:default="1" w:styleId="NoList">
+  <w:style w:type="numbering" w:default="1" w:styleId="Sinlista">
     <w:name w:val="No List"/>
     <w:uiPriority w:val="99"/>
     <w:semiHidden/>
@@ -10719,7 +10711,7 @@
       </w:tblCellMar>
     </w:tblPr>
   </w:style>
-  <w:style w:type="paragraph" w:styleId="TOC1">
+  <w:style w:type="paragraph" w:styleId="TDC1">
     <w:name w:val="toc 1"/>
     <w:basedOn w:val="Normal"/>
     <w:uiPriority w:val="1"/>
@@ -10734,7 +10726,7 @@
       <w:szCs w:val="18"/>
     </w:rPr>
   </w:style>
-  <w:style w:type="paragraph" w:styleId="TOC2">
+  <w:style w:type="paragraph" w:styleId="TDC2">
     <w:name w:val="toc 2"/>
     <w:basedOn w:val="Normal"/>
     <w:uiPriority w:val="1"/>
@@ -10750,7 +10742,7 @@
       <w:i/>
     </w:rPr>
   </w:style>
-  <w:style w:type="paragraph" w:styleId="TOC3">
+  <w:style w:type="paragraph" w:styleId="TDC3">
     <w:name w:val="toc 3"/>
     <w:basedOn w:val="Normal"/>
     <w:uiPriority w:val="1"/>
@@ -10765,7 +10757,7 @@
       <w:szCs w:val="18"/>
     </w:rPr>
   </w:style>
-  <w:style w:type="paragraph" w:styleId="BodyText">
+  <w:style w:type="paragraph" w:styleId="Textoindependiente">
     <w:name w:val="Body Text"/>
     <w:basedOn w:val="Normal"/>
     <w:uiPriority w:val="1"/>
@@ -10780,7 +10772,7 @@
       <w:szCs w:val="18"/>
     </w:rPr>
   </w:style>
-  <w:style w:type="paragraph" w:styleId="ListParagraph">
+  <w:style w:type="paragraph" w:styleId="Prrafodelista">
     <w:name w:val="List Paragraph"/>
     <w:basedOn w:val="Normal"/>
     <w:uiPriority w:val="1"/>
@@ -10792,10 +10784,10 @@
     <w:uiPriority w:val="1"/>
     <w:qFormat/>
   </w:style>
-  <w:style w:type="paragraph" w:styleId="Header">
+  <w:style w:type="paragraph" w:styleId="Encabezado">
     <w:name w:val="header"/>
     <w:basedOn w:val="Normal"/>
-    <w:link w:val="HeaderChar"/>
+    <w:link w:val="EncabezadoCar"/>
     <w:uiPriority w:val="99"/>
     <w:unhideWhenUsed/>
     <w:rsid w:val="00541679"/>
@@ -10806,20 +10798,20 @@
       </w:tabs>
     </w:pPr>
   </w:style>
-  <w:style w:type="character" w:customStyle="1" w:styleId="HeaderChar">
-    <w:name w:val="Header Char"/>
-    <w:basedOn w:val="DefaultParagraphFont"/>
-    <w:link w:val="Header"/>
+  <w:style w:type="character" w:customStyle="1" w:styleId="EncabezadoCar">
+    <w:name w:val="Encabezado Car"/>
+    <w:basedOn w:val="Fuentedeprrafopredeter"/>
+    <w:link w:val="Encabezado"/>
     <w:uiPriority w:val="99"/>
     <w:rsid w:val="00541679"/>
     <w:rPr>
       <w:lang w:val="es-MX"/>
     </w:rPr>
   </w:style>
-  <w:style w:type="paragraph" w:styleId="Footer">
+  <w:style w:type="paragraph" w:styleId="Piedepgina">
     <w:name w:val="footer"/>
     <w:basedOn w:val="Normal"/>
-    <w:link w:val="FooterChar"/>
+    <w:link w:val="PiedepginaCar"/>
     <w:uiPriority w:val="99"/>
     <w:unhideWhenUsed/>
     <w:rsid w:val="00541679"/>
@@ -10830,10 +10822,10 @@
       </w:tabs>
     </w:pPr>
   </w:style>
-  <w:style w:type="character" w:customStyle="1" w:styleId="FooterChar">
-    <w:name w:val="Footer Char"/>
-    <w:basedOn w:val="DefaultParagraphFont"/>
-    <w:link w:val="Footer"/>
+  <w:style w:type="character" w:customStyle="1" w:styleId="PiedepginaCar">
+    <w:name w:val="Pie de página Car"/>
+    <w:basedOn w:val="Fuentedeprrafopredeter"/>
+    <w:link w:val="Piedepgina"/>
     <w:uiPriority w:val="99"/>
     <w:rsid w:val="00541679"/>
     <w:rPr>
